--- a/Manuscript/Figures_Manuscript_V06.docx
+++ b/Manuscript/Figures_Manuscript_V06.docx
@@ -9,8 +9,6 @@
       </w:pPr>
       <w:r>
         <w:rPr/>
-      </w:r>
-      <w:r>
         <mc:AlternateContent>
           <mc:Choice Requires="wps">
             <w:drawing>
@@ -29,17 +27,28 @@
                 <a:graphic xmlns:a="http://schemas.openxmlformats.org/drawingml/2006/main">
                   <a:graphicData uri="http://schemas.microsoft.com/office/word/2010/wordprocessingShape">
                     <wps:wsp>
-                      <wps:cNvSpPr txBox="1"/>
+                      <wps:cNvSpPr/>
                       <wps:spPr>
                         <a:xfrm>
                           <a:off x="0" y="0"/>
-                          <a:ext cx="6116320" cy="4786630"/>
+                          <a:ext cx="6116400" cy="4786560"/>
                         </a:xfrm>
-                        <a:prstGeom prst="rect"/>
+                        <a:prstGeom prst="rect">
+                          <a:avLst/>
+                        </a:prstGeom>
                         <a:solidFill>
-                          <a:srgbClr val="FFFFFF"/>
+                          <a:srgbClr val="ffffff"/>
                         </a:solidFill>
+                        <a:ln w="0">
+                          <a:noFill/>
+                        </a:ln>
                       </wps:spPr>
+                      <wps:style>
+                        <a:lnRef idx="0"/>
+                        <a:fillRef idx="0"/>
+                        <a:effectRef idx="0"/>
+                        <a:fontRef idx="minor"/>
+                      </wps:style>
                       <wps:txbx>
                         <w:txbxContent>
                           <w:p>
@@ -70,7 +79,7 @@
                           </w:p>
                         </w:txbxContent>
                       </wps:txbx>
-                      <wps:bodyPr anchor="t" lIns="3810" tIns="3810" rIns="3810" bIns="3810">
+                      <wps:bodyPr lIns="3960" rIns="3960" tIns="3960" bIns="3960" anchor="t">
                         <a:noAutofit/>
                       </wps:bodyPr>
                     </wps:wsp>
@@ -81,8 +90,10 @@
           </mc:Choice>
           <mc:Fallback>
             <w:pict>
-              <v:rect fillcolor="#FFFFFF" stroked="f" strokeweight="0pt" style="position:absolute;rotation:-0;width:481.6pt;height:376.9pt;mso-wrap-distance-left:0pt;mso-wrap-distance-right:0pt;mso-wrap-distance-top:0pt;mso-wrap-distance-bottom:0pt;margin-top:0.05pt;mso-position-vertical-relative:text;margin-left:0.15pt;mso-position-horizontal:center;mso-position-horizontal-relative:text">
-                <v:textbox inset="0.00416666666666667in,0.00416666666666667in,0.00416666666666667in,0.00416666666666667in">
+              <v:rect id="shape_0" ID="Frame1" path="m0,0l-2147483645,0l-2147483645,-2147483646l0,-2147483646xe" fillcolor="white" stroked="f" o:allowincell="f" style="position:absolute;margin-left:0.15pt;margin-top:0.05pt;width:481.55pt;height:376.85pt;mso-wrap-style:square;v-text-anchor:top;mso-position-horizontal:center">
+                <v:fill o:detectmouseclick="t" type="solid" color2="black"/>
+                <v:stroke color="#3465a4" joinstyle="round" endcap="flat"/>
+                <v:textbox>
                   <w:txbxContent>
                     <w:p>
                       <w:pPr>
@@ -117,12 +128,10 @@
             </w:pict>
           </mc:Fallback>
         </mc:AlternateContent>
-      </w:r>
-      <w:r>
         <mc:AlternateContent>
           <mc:Choice Requires="wps">
             <w:drawing>
-              <wp:anchor behindDoc="0" distT="0" distB="0" distL="0" distR="635" simplePos="0" locked="0" layoutInCell="0" allowOverlap="1" relativeHeight="6">
+              <wp:anchor behindDoc="0" distT="0" distB="0" distL="0" distR="635" simplePos="0" locked="0" layoutInCell="0" allowOverlap="1" relativeHeight="10">
                 <wp:simplePos x="0" y="0"/>
                 <wp:positionH relativeFrom="column">
                   <wp:posOffset>99060</wp:posOffset>
@@ -137,17 +146,28 @@
                 <a:graphic xmlns:a="http://schemas.openxmlformats.org/drawingml/2006/main">
                   <a:graphicData uri="http://schemas.microsoft.com/office/word/2010/wordprocessingShape">
                     <wps:wsp>
-                      <wps:cNvSpPr txBox="1"/>
+                      <wps:cNvSpPr/>
                       <wps:spPr>
                         <a:xfrm>
                           <a:off x="0" y="0"/>
-                          <a:ext cx="6156960" cy="4705350"/>
+                          <a:ext cx="6157080" cy="4705200"/>
                         </a:xfrm>
-                        <a:prstGeom prst="rect"/>
+                        <a:prstGeom prst="rect">
+                          <a:avLst/>
+                        </a:prstGeom>
                         <a:solidFill>
-                          <a:srgbClr val="FFFFFF"/>
+                          <a:srgbClr val="ffffff"/>
                         </a:solidFill>
+                        <a:ln w="0">
+                          <a:noFill/>
+                        </a:ln>
                       </wps:spPr>
+                      <wps:style>
+                        <a:lnRef idx="0"/>
+                        <a:fillRef idx="0"/>
+                        <a:effectRef idx="0"/>
+                        <a:fontRef idx="minor"/>
+                      </wps:style>
                       <wps:txbx>
                         <w:txbxContent>
                           <w:p>
@@ -164,7 +184,7 @@
                                 <wp:inline distT="0" distB="0" distL="0" distR="0">
                                   <wp:extent cx="6109335" cy="4594860"/>
                                   <wp:effectExtent l="0" t="0" r="0" b="0"/>
-                                  <wp:docPr id="3" name="Image5" descr=""/>
+                                  <wp:docPr id="4" name="Image5" descr=""/>
                                   <wp:cNvGraphicFramePr>
                                     <a:graphicFrameLocks xmlns:a="http://schemas.openxmlformats.org/drawingml/2006/main" noChangeAspect="1"/>
                                   </wp:cNvGraphicFramePr>
@@ -172,7 +192,7 @@
                                     <a:graphicData uri="http://schemas.openxmlformats.org/drawingml/2006/picture">
                                       <pic:pic xmlns:pic="http://schemas.openxmlformats.org/drawingml/2006/picture">
                                         <pic:nvPicPr>
-                                          <pic:cNvPr id="3" name="Image5" descr=""/>
+                                          <pic:cNvPr id="4" name="Image5" descr=""/>
                                           <pic:cNvPicPr>
                                             <a:picLocks noChangeAspect="1" noChangeArrowheads="1"/>
                                           </pic:cNvPicPr>
@@ -201,7 +221,7 @@
                           </w:p>
                         </w:txbxContent>
                       </wps:txbx>
-                      <wps:bodyPr anchor="t" lIns="0" tIns="0" rIns="0" bIns="0">
+                      <wps:bodyPr lIns="0" rIns="0" tIns="0" bIns="0" anchor="t">
                         <a:noAutofit/>
                       </wps:bodyPr>
                     </wps:wsp>
@@ -212,8 +232,10 @@
           </mc:Choice>
           <mc:Fallback>
             <w:pict>
-              <v:rect fillcolor="#FFFFFF" stroked="f" strokeweight="0pt" style="position:absolute;rotation:-0;width:484.8pt;height:370.5pt;mso-wrap-distance-left:0pt;mso-wrap-distance-right:0.05pt;mso-wrap-distance-top:0pt;mso-wrap-distance-bottom:0pt;margin-top:0.3pt;mso-position-vertical-relative:text;margin-left:7.8pt;mso-position-horizontal-relative:text">
-                <v:textbox inset="0in,0in,0in,0in">
+              <v:rect id="shape_0" ID="Frame2" path="m0,0l-2147483645,0l-2147483645,-2147483646l0,-2147483646xe" fillcolor="white" stroked="f" o:allowincell="f" style="position:absolute;margin-left:7.8pt;margin-top:0.3pt;width:484.75pt;height:370.45pt;mso-wrap-style:none;v-text-anchor:middle">
+                <v:fill o:detectmouseclick="t" type="solid" color2="black"/>
+                <v:stroke color="#3465a4" joinstyle="round" endcap="flat"/>
+                <v:textbox>
                   <w:txbxContent>
                     <w:p>
                       <w:pPr>
@@ -229,7 +251,7 @@
                           <wp:inline distT="0" distB="0" distL="0" distR="0">
                             <wp:extent cx="6109335" cy="4594860"/>
                             <wp:effectExtent l="0" t="0" r="0" b="0"/>
-                            <wp:docPr id="4" name="Image5" descr=""/>
+                            <wp:docPr id="5" name="Image5" descr=""/>
                             <wp:cNvGraphicFramePr>
                               <a:graphicFrameLocks xmlns:a="http://schemas.openxmlformats.org/drawingml/2006/main" noChangeAspect="1"/>
                             </wp:cNvGraphicFramePr>
@@ -237,7 +259,7 @@
                               <a:graphicData uri="http://schemas.openxmlformats.org/drawingml/2006/picture">
                                 <pic:pic xmlns:pic="http://schemas.openxmlformats.org/drawingml/2006/picture">
                                   <pic:nvPicPr>
-                                    <pic:cNvPr id="4" name="Image5" descr=""/>
+                                    <pic:cNvPr id="5" name="Image5" descr=""/>
                                     <pic:cNvPicPr>
                                       <a:picLocks noChangeAspect="1" noChangeArrowheads="1"/>
                                     </pic:cNvPicPr>
@@ -396,12 +418,10 @@
       </w:pPr>
       <w:r>
         <w:rPr/>
-      </w:r>
-      <w:r>
         <mc:AlternateContent>
           <mc:Choice Requires="wps">
             <w:drawing>
-              <wp:anchor behindDoc="0" distT="0" distB="0" distL="0" distR="0" simplePos="0" locked="0" layoutInCell="0" allowOverlap="1" relativeHeight="3">
+              <wp:anchor behindDoc="0" distT="0" distB="0" distL="0" distR="0" simplePos="0" locked="0" layoutInCell="0" allowOverlap="1" relativeHeight="4">
                 <wp:simplePos x="0" y="0"/>
                 <wp:positionH relativeFrom="column">
                   <wp:align>center</wp:align>
@@ -412,21 +432,32 @@
                 <wp:extent cx="6116320" cy="5162550"/>
                 <wp:effectExtent l="0" t="0" r="0" b="0"/>
                 <wp:wrapSquare wrapText="bothSides"/>
-                <wp:docPr id="5" name="Frame3"/>
+                <wp:docPr id="3" name="Frame3"/>
                 <a:graphic xmlns:a="http://schemas.openxmlformats.org/drawingml/2006/main">
                   <a:graphicData uri="http://schemas.microsoft.com/office/word/2010/wordprocessingShape">
                     <wps:wsp>
-                      <wps:cNvSpPr txBox="1"/>
+                      <wps:cNvSpPr/>
                       <wps:spPr>
                         <a:xfrm>
                           <a:off x="0" y="0"/>
-                          <a:ext cx="6116320" cy="5162550"/>
+                          <a:ext cx="6116400" cy="5162400"/>
                         </a:xfrm>
-                        <a:prstGeom prst="rect"/>
+                        <a:prstGeom prst="rect">
+                          <a:avLst/>
+                        </a:prstGeom>
                         <a:solidFill>
-                          <a:srgbClr val="FFFFFF"/>
+                          <a:srgbClr val="ffffff"/>
                         </a:solidFill>
+                        <a:ln w="0">
+                          <a:noFill/>
+                        </a:ln>
                       </wps:spPr>
+                      <wps:style>
+                        <a:lnRef idx="0"/>
+                        <a:fillRef idx="0"/>
+                        <a:effectRef idx="0"/>
+                        <a:fontRef idx="minor"/>
+                      </wps:style>
                       <wps:txbx>
                         <w:txbxContent>
                           <w:p>
@@ -442,7 +473,7 @@
                                 <wp:inline distT="0" distB="0" distL="0" distR="0">
                                   <wp:extent cx="6125210" cy="4979035"/>
                                   <wp:effectExtent l="0" t="0" r="0" b="0"/>
-                                  <wp:docPr id="6" name="Image1" descr=""/>
+                                  <wp:docPr id="5" name="Image1" descr=""/>
                                   <wp:cNvGraphicFramePr>
                                     <a:graphicFrameLocks xmlns:a="http://schemas.openxmlformats.org/drawingml/2006/main" noChangeAspect="1"/>
                                   </wp:cNvGraphicFramePr>
@@ -450,14 +481,14 @@
                                     <a:graphicData uri="http://schemas.openxmlformats.org/drawingml/2006/picture">
                                       <pic:pic xmlns:pic="http://schemas.openxmlformats.org/drawingml/2006/picture">
                                         <pic:nvPicPr>
-                                          <pic:cNvPr id="6" name="Image1" descr=""/>
+                                          <pic:cNvPr id="5" name="Image1" descr=""/>
                                           <pic:cNvPicPr>
                                             <a:picLocks noChangeAspect="1" noChangeArrowheads="1"/>
                                           </pic:cNvPicPr>
                                         </pic:nvPicPr>
                                         <pic:blipFill>
                                           <a:blip r:embed="rId4"/>
-                                          <a:srcRect l="-61" t="-73" r="-61" b="-73"/>
+                                          <a:srcRect l="-60" t="-73" r="-60" b="-73"/>
                                           <a:stretch>
                                             <a:fillRect/>
                                           </a:stretch>
@@ -486,7 +517,7 @@
                           </w:p>
                         </w:txbxContent>
                       </wps:txbx>
-                      <wps:bodyPr anchor="t" lIns="3810" tIns="3810" rIns="3810" bIns="3810">
+                      <wps:bodyPr lIns="3960" rIns="3960" tIns="3960" bIns="3960" anchor="t">
                         <a:noAutofit/>
                       </wps:bodyPr>
                     </wps:wsp>
@@ -497,8 +528,10 @@
           </mc:Choice>
           <mc:Fallback>
             <w:pict>
-              <v:rect fillcolor="#FFFFFF" stroked="f" strokeweight="0pt" style="position:absolute;rotation:-0;width:481.6pt;height:406.5pt;mso-wrap-distance-left:0pt;mso-wrap-distance-right:0pt;mso-wrap-distance-top:0pt;mso-wrap-distance-bottom:0pt;margin-top:0.05pt;mso-position-vertical-relative:text;margin-left:0.15pt;mso-position-horizontal:center;mso-position-horizontal-relative:text">
-                <v:textbox inset="0.00416666666666667in,0.00416666666666667in,0.00416666666666667in,0.00416666666666667in">
+              <v:rect id="shape_0" ID="Frame3" path="m0,0l-2147483645,0l-2147483645,-2147483646l0,-2147483646xe" fillcolor="white" stroked="f" o:allowincell="f" style="position:absolute;margin-left:0.15pt;margin-top:0.05pt;width:481.55pt;height:406.45pt;mso-wrap-style:square;v-text-anchor:top;mso-position-horizontal:center">
+                <v:fill o:detectmouseclick="t" type="solid" color2="black"/>
+                <v:stroke color="#3465a4" joinstyle="round" endcap="flat"/>
+                <v:textbox>
                   <w:txbxContent>
                     <w:p>
                       <w:pPr>
@@ -513,7 +546,7 @@
                           <wp:inline distT="0" distB="0" distL="0" distR="0">
                             <wp:extent cx="6125210" cy="4979035"/>
                             <wp:effectExtent l="0" t="0" r="0" b="0"/>
-                            <wp:docPr id="7" name="Image1" descr=""/>
+                            <wp:docPr id="6" name="Image1" descr=""/>
                             <wp:cNvGraphicFramePr>
                               <a:graphicFrameLocks xmlns:a="http://schemas.openxmlformats.org/drawingml/2006/main" noChangeAspect="1"/>
                             </wp:cNvGraphicFramePr>
@@ -521,14 +554,14 @@
                               <a:graphicData uri="http://schemas.openxmlformats.org/drawingml/2006/picture">
                                 <pic:pic xmlns:pic="http://schemas.openxmlformats.org/drawingml/2006/picture">
                                   <pic:nvPicPr>
-                                    <pic:cNvPr id="7" name="Image1" descr=""/>
+                                    <pic:cNvPr id="6" name="Image1" descr=""/>
                                     <pic:cNvPicPr>
                                       <a:picLocks noChangeAspect="1" noChangeArrowheads="1"/>
                                     </pic:cNvPicPr>
                                   </pic:nvPicPr>
                                   <pic:blipFill>
                                     <a:blip r:embed="rId5"/>
-                                    <a:srcRect l="-61" t="-73" r="-61" b="-73"/>
+                                    <a:srcRect l="-60" t="-73" r="-60" b="-73"/>
                                     <a:stretch>
                                       <a:fillRect/>
                                     </a:stretch>
@@ -677,12 +710,10 @@
       </w:pPr>
       <w:r>
         <w:rPr/>
-      </w:r>
-      <w:r>
         <mc:AlternateContent>
           <mc:Choice Requires="wps">
             <w:drawing>
-              <wp:anchor behindDoc="0" distT="0" distB="0" distL="0" distR="0" simplePos="0" locked="0" layoutInCell="0" allowOverlap="1" relativeHeight="4">
+              <wp:anchor behindDoc="0" distT="0" distB="0" distL="0" distR="0" simplePos="0" locked="0" layoutInCell="0" allowOverlap="1" relativeHeight="6">
                 <wp:simplePos x="0" y="0"/>
                 <wp:positionH relativeFrom="column">
                   <wp:align>center</wp:align>
@@ -693,21 +724,32 @@
                 <wp:extent cx="6116320" cy="5629275"/>
                 <wp:effectExtent l="0" t="0" r="0" b="0"/>
                 <wp:wrapSquare wrapText="bothSides"/>
-                <wp:docPr id="8" name="Frame4"/>
+                <wp:docPr id="4" name="Frame4"/>
                 <a:graphic xmlns:a="http://schemas.openxmlformats.org/drawingml/2006/main">
                   <a:graphicData uri="http://schemas.microsoft.com/office/word/2010/wordprocessingShape">
                     <wps:wsp>
-                      <wps:cNvSpPr txBox="1"/>
+                      <wps:cNvSpPr/>
                       <wps:spPr>
                         <a:xfrm>
                           <a:off x="0" y="0"/>
-                          <a:ext cx="6116320" cy="5629275"/>
+                          <a:ext cx="6116400" cy="5629320"/>
                         </a:xfrm>
-                        <a:prstGeom prst="rect"/>
+                        <a:prstGeom prst="rect">
+                          <a:avLst/>
+                        </a:prstGeom>
                         <a:solidFill>
-                          <a:srgbClr val="FFFFFF"/>
+                          <a:srgbClr val="ffffff"/>
                         </a:solidFill>
+                        <a:ln w="0">
+                          <a:noFill/>
+                        </a:ln>
                       </wps:spPr>
+                      <wps:style>
+                        <a:lnRef idx="0"/>
+                        <a:fillRef idx="0"/>
+                        <a:effectRef idx="0"/>
+                        <a:fontRef idx="minor"/>
+                      </wps:style>
                       <wps:txbx>
                         <w:txbxContent>
                           <w:p>
@@ -724,7 +766,7 @@
                                 <wp:inline distT="0" distB="0" distL="0" distR="0">
                                   <wp:extent cx="6122670" cy="5396230"/>
                                   <wp:effectExtent l="0" t="0" r="0" b="0"/>
-                                  <wp:docPr id="9" name="Image2" descr=""/>
+                                  <wp:docPr id="6" name="Image2" descr=""/>
                                   <wp:cNvGraphicFramePr>
                                     <a:graphicFrameLocks xmlns:a="http://schemas.openxmlformats.org/drawingml/2006/main" noChangeAspect="1"/>
                                   </wp:cNvGraphicFramePr>
@@ -732,7 +774,7 @@
                                     <a:graphicData uri="http://schemas.openxmlformats.org/drawingml/2006/picture">
                                       <pic:pic xmlns:pic="http://schemas.openxmlformats.org/drawingml/2006/picture">
                                         <pic:nvPicPr>
-                                          <pic:cNvPr id="9" name="Image2" descr=""/>
+                                          <pic:cNvPr id="6" name="Image2" descr=""/>
                                           <pic:cNvPicPr>
                                             <a:picLocks noChangeAspect="1" noChangeArrowheads="1"/>
                                           </pic:cNvPicPr>
@@ -762,7 +804,7 @@
                           </w:p>
                         </w:txbxContent>
                       </wps:txbx>
-                      <wps:bodyPr anchor="t" lIns="3810" tIns="3810" rIns="3810" bIns="3810">
+                      <wps:bodyPr lIns="3960" rIns="3960" tIns="3960" bIns="3960" anchor="t">
                         <a:noAutofit/>
                       </wps:bodyPr>
                     </wps:wsp>
@@ -773,8 +815,10 @@
           </mc:Choice>
           <mc:Fallback>
             <w:pict>
-              <v:rect fillcolor="#FFFFFF" stroked="f" strokeweight="0pt" style="position:absolute;rotation:-0;width:481.6pt;height:443.25pt;mso-wrap-distance-left:0pt;mso-wrap-distance-right:0pt;mso-wrap-distance-top:0pt;mso-wrap-distance-bottom:0pt;margin-top:0.05pt;mso-position-vertical-relative:text;margin-left:0.15pt;mso-position-horizontal:center;mso-position-horizontal-relative:text">
-                <v:textbox inset="0.00416666666666667in,0.00416666666666667in,0.00416666666666667in,0.00416666666666667in">
+              <v:rect id="shape_0" ID="Frame4" path="m0,0l-2147483645,0l-2147483645,-2147483646l0,-2147483646xe" fillcolor="white" stroked="f" o:allowincell="f" style="position:absolute;margin-left:0.15pt;margin-top:0.05pt;width:481.55pt;height:443.2pt;mso-wrap-style:none;v-text-anchor:middle;mso-position-horizontal:center">
+                <v:fill o:detectmouseclick="t" type="solid" color2="black"/>
+                <v:stroke color="#3465a4" joinstyle="round" endcap="flat"/>
+                <v:textbox>
                   <w:txbxContent>
                     <w:p>
                       <w:pPr>
@@ -790,7 +834,7 @@
                           <wp:inline distT="0" distB="0" distL="0" distR="0">
                             <wp:extent cx="6122670" cy="5396230"/>
                             <wp:effectExtent l="0" t="0" r="0" b="0"/>
-                            <wp:docPr id="10" name="Image2" descr=""/>
+                            <wp:docPr id="7" name="Image2" descr=""/>
                             <wp:cNvGraphicFramePr>
                               <a:graphicFrameLocks xmlns:a="http://schemas.openxmlformats.org/drawingml/2006/main" noChangeAspect="1"/>
                             </wp:cNvGraphicFramePr>
@@ -798,7 +842,7 @@
                               <a:graphicData uri="http://schemas.openxmlformats.org/drawingml/2006/picture">
                                 <pic:pic xmlns:pic="http://schemas.openxmlformats.org/drawingml/2006/picture">
                                   <pic:nvPicPr>
-                                    <pic:cNvPr id="10" name="Image2" descr=""/>
+                                    <pic:cNvPr id="7" name="Image2" descr=""/>
                                     <pic:cNvPicPr>
                                       <a:picLocks noChangeAspect="1" noChangeArrowheads="1"/>
                                     </pic:cNvPicPr>
@@ -975,12 +1019,10 @@
       </w:pPr>
       <w:r>
         <w:rPr/>
-      </w:r>
-      <w:r>
         <mc:AlternateContent>
           <mc:Choice Requires="wps">
             <w:drawing>
-              <wp:anchor behindDoc="0" distT="0" distB="0" distL="0" distR="0" simplePos="0" locked="0" layoutInCell="0" allowOverlap="1" relativeHeight="5">
+              <wp:anchor behindDoc="0" distT="0" distB="0" distL="0" distR="0" simplePos="0" locked="0" layoutInCell="0" allowOverlap="1" relativeHeight="8">
                 <wp:simplePos x="0" y="0"/>
                 <wp:positionH relativeFrom="column">
                   <wp:align>center</wp:align>
@@ -991,21 +1033,32 @@
                 <wp:extent cx="6116320" cy="6257925"/>
                 <wp:effectExtent l="0" t="0" r="0" b="0"/>
                 <wp:wrapSquare wrapText="bothSides"/>
-                <wp:docPr id="11" name="Frame5"/>
+                <wp:docPr id="5" name="Frame5"/>
                 <a:graphic xmlns:a="http://schemas.openxmlformats.org/drawingml/2006/main">
                   <a:graphicData uri="http://schemas.microsoft.com/office/word/2010/wordprocessingShape">
                     <wps:wsp>
-                      <wps:cNvSpPr txBox="1"/>
+                      <wps:cNvSpPr/>
                       <wps:spPr>
                         <a:xfrm>
                           <a:off x="0" y="0"/>
-                          <a:ext cx="6116320" cy="6257925"/>
+                          <a:ext cx="6116400" cy="6257880"/>
                         </a:xfrm>
-                        <a:prstGeom prst="rect"/>
+                        <a:prstGeom prst="rect">
+                          <a:avLst/>
+                        </a:prstGeom>
                         <a:solidFill>
-                          <a:srgbClr val="FFFFFF"/>
+                          <a:srgbClr val="ffffff"/>
                         </a:solidFill>
+                        <a:ln w="0">
+                          <a:noFill/>
+                        </a:ln>
                       </wps:spPr>
+                      <wps:style>
+                        <a:lnRef idx="0"/>
+                        <a:fillRef idx="0"/>
+                        <a:effectRef idx="0"/>
+                        <a:fontRef idx="minor"/>
+                      </wps:style>
                       <wps:txbx>
                         <w:txbxContent>
                           <w:p>
@@ -1022,7 +1075,7 @@
                                 <wp:inline distT="0" distB="0" distL="0" distR="0">
                                   <wp:extent cx="6123940" cy="5922010"/>
                                   <wp:effectExtent l="0" t="0" r="0" b="0"/>
-                                  <wp:docPr id="12" name="Image3" descr=""/>
+                                  <wp:docPr id="7" name="Image3" descr=""/>
                                   <wp:cNvGraphicFramePr>
                                     <a:graphicFrameLocks xmlns:a="http://schemas.openxmlformats.org/drawingml/2006/main" noChangeAspect="1"/>
                                   </wp:cNvGraphicFramePr>
@@ -1030,7 +1083,7 @@
                                     <a:graphicData uri="http://schemas.openxmlformats.org/drawingml/2006/picture">
                                       <pic:pic xmlns:pic="http://schemas.openxmlformats.org/drawingml/2006/picture">
                                         <pic:nvPicPr>
-                                          <pic:cNvPr id="12" name="Image3" descr=""/>
+                                          <pic:cNvPr id="7" name="Image3" descr=""/>
                                           <pic:cNvPicPr>
                                             <a:picLocks noChangeAspect="1" noChangeArrowheads="1"/>
                                           </pic:cNvPicPr>
@@ -1060,7 +1113,7 @@
                           </w:p>
                         </w:txbxContent>
                       </wps:txbx>
-                      <wps:bodyPr anchor="t" lIns="3810" tIns="3810" rIns="3810" bIns="3810">
+                      <wps:bodyPr lIns="3960" rIns="3960" tIns="3960" bIns="3960" anchor="t">
                         <a:noAutofit/>
                       </wps:bodyPr>
                     </wps:wsp>
@@ -1071,8 +1124,10 @@
           </mc:Choice>
           <mc:Fallback>
             <w:pict>
-              <v:rect fillcolor="#FFFFFF" stroked="f" strokeweight="0pt" style="position:absolute;rotation:-0;width:481.6pt;height:492.75pt;mso-wrap-distance-left:0pt;mso-wrap-distance-right:0pt;mso-wrap-distance-top:0pt;mso-wrap-distance-bottom:0pt;margin-top:0.05pt;mso-position-vertical-relative:text;margin-left:0.15pt;mso-position-horizontal:center;mso-position-horizontal-relative:text">
-                <v:textbox inset="0.00416666666666667in,0.00416666666666667in,0.00416666666666667in,0.00416666666666667in">
+              <v:rect id="shape_0" ID="Frame5" path="m0,0l-2147483645,0l-2147483645,-2147483646l0,-2147483646xe" fillcolor="white" stroked="f" o:allowincell="f" style="position:absolute;margin-left:0.15pt;margin-top:0.05pt;width:481.55pt;height:492.7pt;mso-wrap-style:none;v-text-anchor:middle;mso-position-horizontal:center">
+                <v:fill o:detectmouseclick="t" type="solid" color2="black"/>
+                <v:stroke color="#3465a4" joinstyle="round" endcap="flat"/>
+                <v:textbox>
                   <w:txbxContent>
                     <w:p>
                       <w:pPr>
@@ -1088,7 +1143,7 @@
                           <wp:inline distT="0" distB="0" distL="0" distR="0">
                             <wp:extent cx="6123940" cy="5922010"/>
                             <wp:effectExtent l="0" t="0" r="0" b="0"/>
-                            <wp:docPr id="13" name="Image3" descr=""/>
+                            <wp:docPr id="8" name="Image3" descr=""/>
                             <wp:cNvGraphicFramePr>
                               <a:graphicFrameLocks xmlns:a="http://schemas.openxmlformats.org/drawingml/2006/main" noChangeAspect="1"/>
                             </wp:cNvGraphicFramePr>
@@ -1096,7 +1151,7 @@
                               <a:graphicData uri="http://schemas.openxmlformats.org/drawingml/2006/picture">
                                 <pic:pic xmlns:pic="http://schemas.openxmlformats.org/drawingml/2006/picture">
                                   <pic:nvPicPr>
-                                    <pic:cNvPr id="13" name="Image3" descr=""/>
+                                    <pic:cNvPr id="8" name="Image3" descr=""/>
                                     <pic:cNvPicPr>
                                       <a:picLocks noChangeAspect="1" noChangeArrowheads="1"/>
                                     </pic:cNvPicPr>
